--- a/deliverables/02-KAOP-system-and-architecture-guide-he.docx
+++ b/deliverables/02-KAOP-system-and-architecture-guide-he.docx
@@ -10,6 +10,11 @@
         <w:bidi w:val="1"/>
       </w:pPr>
       <w:r>
+        <w:rPr>
+          <w:rFonts w:ascii="Arial" w:hAnsi="Arial" w:cs="Arial"/>
+          <w:rtl w:val="1"/>
+          <w:lang w:bidi="he-IL"/>
+        </w:rPr>
         <w:t>מדריך המערכת של הדמו KAOP</w:t>
       </w:r>
     </w:p>
@@ -24,6 +29,8 @@
           <w:rFonts w:ascii="Arial" w:hAnsi="Arial" w:cs="Arial"/>
           <w:color w:val="484848"/>
           <w:sz w:val="30"/>
+          <w:rtl w:val="1"/>
+          <w:lang w:bidi="he-IL"/>
         </w:rPr>
         <w:t>הרכיבים האחריות של כל רכיב והחיבורים ביניהם</w:t>
       </w:r>
@@ -38,6 +45,8 @@
           <w:rFonts w:ascii="Arial" w:hAnsi="Arial" w:cs="Arial"/>
           <w:b/>
           <w:sz w:val="26"/>
+          <w:rtl w:val="0"/>
+          <w:lang w:val="en-US"/>
         </w:rPr>
         <w:t>KAOP by Nirit Terehovsky</w:t>
       </w:r>
@@ -52,6 +61,8 @@
           <w:rFonts w:ascii="Arial" w:hAnsi="Arial" w:cs="Arial"/>
           <w:color w:val="484848"/>
           <w:sz w:val="21"/>
+          <w:rtl w:val="1"/>
+          <w:lang w:bidi="he-IL"/>
         </w:rPr>
         <w:t>גרסה מעודכנת על בסיס הדמו המאומת מיום 7 באוקטובר 2026</w:t>
       </w:r>
@@ -69,119 +80,140 @@
         <w:keepNext/>
       </w:pPr>
       <w:r>
+        <w:rPr>
+          <w:rFonts w:ascii="Arial" w:hAnsi="Arial" w:cs="Arial"/>
+          <w:rtl w:val="1"/>
+          <w:lang w:bidi="he-IL"/>
+        </w:rPr>
         <w:t>תוכן המסמך</w:t>
       </w:r>
     </w:p>
     <w:p>
       <w:pPr>
-        <w:pStyle w:val="ListNumber"/>
-        <w:spacing w:after="100"/>
         <w:jc w:val="right"/>
         <w:bidi w:val="1"/>
+        <w:spacing w:after="100"/>
+        <w:ind w:right="420" w:hanging="260"/>
       </w:pPr>
       <w:r>
         <w:rPr>
           <w:rFonts w:ascii="Arial" w:hAnsi="Arial" w:cs="Arial"/>
+          <w:rtl w:val="1"/>
+          <w:lang w:bidi="he-IL"/>
         </w:rPr>
-        <w:t>תמונת המערכת</w:t>
+        <w:t>1. תמונת המערכת</w:t>
       </w:r>
     </w:p>
     <w:p>
       <w:pPr>
-        <w:pStyle w:val="ListNumber"/>
-        <w:spacing w:after="100"/>
         <w:jc w:val="right"/>
         <w:bidi w:val="1"/>
+        <w:spacing w:after="100"/>
+        <w:ind w:right="420" w:hanging="260"/>
       </w:pPr>
       <w:r>
         <w:rPr>
           <w:rFonts w:ascii="Arial" w:hAnsi="Arial" w:cs="Arial"/>
+          <w:rtl w:val="1"/>
+          <w:lang w:bidi="he-IL"/>
         </w:rPr>
-        <w:t>האפליקציה והתקלה</w:t>
+        <w:t>2. האפליקציה והתקלה</w:t>
       </w:r>
     </w:p>
     <w:p>
       <w:pPr>
-        <w:pStyle w:val="ListNumber"/>
-        <w:spacing w:after="100"/>
         <w:jc w:val="right"/>
         <w:bidi w:val="1"/>
+        <w:spacing w:after="100"/>
+        <w:ind w:right="420" w:hanging="260"/>
       </w:pPr>
       <w:r>
         <w:rPr>
           <w:rFonts w:ascii="Arial" w:hAnsi="Arial" w:cs="Arial"/>
+          <w:rtl w:val="1"/>
+          <w:lang w:bidi="he-IL"/>
         </w:rPr>
-        <w:t>Kubernetes והרשאות</w:t>
+        <w:t>3. Kubernetes והרשאות</w:t>
       </w:r>
     </w:p>
     <w:p>
       <w:pPr>
-        <w:pStyle w:val="ListNumber"/>
-        <w:spacing w:after="100"/>
         <w:jc w:val="right"/>
         <w:bidi w:val="1"/>
+        <w:spacing w:after="100"/>
+        <w:ind w:right="420" w:hanging="260"/>
       </w:pPr>
       <w:r>
         <w:rPr>
           <w:rFonts w:ascii="Arial" w:hAnsi="Arial" w:cs="Arial"/>
+          <w:rtl w:val="1"/>
+          <w:lang w:bidi="he-IL"/>
         </w:rPr>
-        <w:t>Grafana Cloud וה-alert</w:t>
+        <w:t>4. Grafana Cloud וה-alert</w:t>
       </w:r>
     </w:p>
     <w:p>
       <w:pPr>
-        <w:pStyle w:val="ListNumber"/>
-        <w:spacing w:after="100"/>
         <w:jc w:val="right"/>
         <w:bidi w:val="1"/>
+        <w:spacing w:after="100"/>
+        <w:ind w:right="420" w:hanging="260"/>
       </w:pPr>
       <w:r>
         <w:rPr>
           <w:rFonts w:ascii="Arial" w:hAnsi="Arial" w:cs="Arial"/>
+          <w:rtl w:val="1"/>
+          <w:lang w:bidi="he-IL"/>
         </w:rPr>
-        <w:t>KAOP ו-workflow החקירה</w:t>
+        <w:t>5. KAOP ו-workflow החקירה</w:t>
       </w:r>
     </w:p>
     <w:p>
       <w:pPr>
-        <w:pStyle w:val="ListNumber"/>
-        <w:spacing w:after="100"/>
         <w:jc w:val="right"/>
         <w:bidi w:val="1"/>
+        <w:spacing w:after="100"/>
+        <w:ind w:right="420" w:hanging="260"/>
       </w:pPr>
       <w:r>
         <w:rPr>
           <w:rFonts w:ascii="Arial" w:hAnsi="Arial" w:cs="Arial"/>
+          <w:rtl w:val="1"/>
+          <w:lang w:bidi="he-IL"/>
         </w:rPr>
-        <w:t>GitHub ו-Code Reviewer</w:t>
+        <w:t>6. GitHub ו-Code Reviewer</w:t>
       </w:r>
     </w:p>
     <w:p>
       <w:pPr>
-        <w:pStyle w:val="ListNumber"/>
-        <w:spacing w:after="100"/>
         <w:jc w:val="right"/>
         <w:bidi w:val="1"/>
+        <w:spacing w:after="100"/>
+        <w:ind w:right="420" w:hanging="260"/>
       </w:pPr>
       <w:r>
         <w:rPr>
           <w:rFonts w:ascii="Arial" w:hAnsi="Arial" w:cs="Arial"/>
+          <w:rtl w:val="1"/>
+          <w:lang w:bidi="he-IL"/>
         </w:rPr>
-        <w:t>חומרי ההגשה</w:t>
+        <w:t>7. חומרי ההגשה</w:t>
       </w:r>
     </w:p>
     <w:p>
       <w:pPr>
-        <w:pStyle w:val="ListNumber"/>
-        <w:spacing w:after="100"/>
         <w:jc w:val="right"/>
         <w:bidi w:val="1"/>
+        <w:spacing w:after="100"/>
+        <w:ind w:right="420" w:hanging="260"/>
       </w:pPr>
       <w:r>
         <w:rPr>
           <w:rFonts w:ascii="Arial" w:hAnsi="Arial" w:cs="Arial"/>
+          <w:rtl w:val="1"/>
+          <w:lang w:bidi="he-IL"/>
         </w:rPr>
-        <w:t>זרימת המידע והאבטחה</w:t>
+        <w:t>8. זרימת המידע והאבטחה</w:t>
       </w:r>
     </w:p>
     <w:p>
@@ -197,6 +229,11 @@
         <w:keepNext/>
       </w:pPr>
       <w:r>
+        <w:rPr>
+          <w:rFonts w:ascii="Arial" w:hAnsi="Arial" w:cs="Arial"/>
+          <w:rtl w:val="1"/>
+          <w:lang w:bidi="he-IL"/>
+        </w:rPr>
         <w:t>תמונת המערכת</w:t>
       </w:r>
     </w:p>
@@ -208,6 +245,8 @@
       <w:r>
         <w:rPr>
           <w:rFonts w:ascii="Arial" w:hAnsi="Arial" w:cs="Arial"/>
+          <w:rtl w:val="1"/>
+          <w:lang w:bidi="he-IL"/>
         </w:rPr>
         <w:t>המערכת בנויה סביב אפליקציית Guestbook ב-Go שתלויה ב-Redis. האפליקציה רצה ב-cluster מקומי מסוג k3d. Grafana Cloud אוספת metrics ומזהה restarts. KAOP מקבלת webhook, מפעילה Kubernetes RCA agent מוגבל הרשאות ושומרת את תוצאת החקירה. GitHub מחזיק את קוד הדמו ואת PR התיקון.</w:t>
       </w:r>
@@ -215,6 +254,7 @@
     <w:tbl>
       <w:tblPr>
         <w:tblStyle w:val="TableGrid"/>
+        <w:bidiVisual w:val="1"/>
         <w:tblW w:type="auto" w:w="0"/>
         <w:jc w:val="center"/>
         <w:tblLayout w:type="autofit"/>
@@ -261,6 +301,8 @@
                 <w:b/>
                 <w:color w:val="FFFFFF"/>
                 <w:sz w:val="21"/>
+                <w:rtl w:val="1"/>
+                <w:lang w:bidi="he-IL"/>
               </w:rPr>
               <w:t>רכיב</w:t>
             </w:r>
@@ -289,6 +331,8 @@
                 <w:b/>
                 <w:color w:val="FFFFFF"/>
                 <w:sz w:val="21"/>
+                <w:rtl w:val="1"/>
+                <w:lang w:bidi="he-IL"/>
               </w:rPr>
               <w:t>תפקיד</w:t>
             </w:r>
@@ -317,6 +361,8 @@
                 <w:b/>
                 <w:color w:val="FFFFFF"/>
                 <w:sz w:val="21"/>
+                <w:rtl w:val="1"/>
+                <w:lang w:bidi="he-IL"/>
               </w:rPr>
               <w:t>אחריות עיקרית</w:t>
             </w:r>
@@ -347,6 +393,8 @@
               <w:rPr>
                 <w:rFonts w:ascii="Arial" w:hAnsi="Arial" w:cs="Arial"/>
                 <w:sz w:val="20"/>
+                <w:rtl w:val="1"/>
+                <w:lang w:bidi="he-IL"/>
               </w:rPr>
               <w:t>Go Guestbook</w:t>
             </w:r>
@@ -372,6 +420,8 @@
               <w:rPr>
                 <w:rFonts w:ascii="Arial" w:hAnsi="Arial" w:cs="Arial"/>
                 <w:sz w:val="20"/>
+                <w:rtl w:val="1"/>
+                <w:lang w:bidi="he-IL"/>
               </w:rPr>
               <w:t>Frontend</w:t>
             </w:r>
@@ -397,6 +447,8 @@
               <w:rPr>
                 <w:rFonts w:ascii="Arial" w:hAnsi="Arial" w:cs="Arial"/>
                 <w:sz w:val="20"/>
+                <w:rtl w:val="1"/>
+                <w:lang w:bidi="he-IL"/>
               </w:rPr>
               <w:t>מגיש ממשק HTTP, בודק חיבור ל-Redis ומספק livez ו-readyz</w:t>
             </w:r>
@@ -428,6 +480,8 @@
               <w:rPr>
                 <w:rFonts w:ascii="Arial" w:hAnsi="Arial" w:cs="Arial"/>
                 <w:sz w:val="20"/>
+                <w:rtl w:val="1"/>
+                <w:lang w:bidi="he-IL"/>
               </w:rPr>
               <w:t>Redis</w:t>
             </w:r>
@@ -454,6 +508,8 @@
               <w:rPr>
                 <w:rFonts w:ascii="Arial" w:hAnsi="Arial" w:cs="Arial"/>
                 <w:sz w:val="20"/>
+                <w:rtl w:val="1"/>
+                <w:lang w:bidi="he-IL"/>
               </w:rPr>
               <w:t>Data service</w:t>
             </w:r>
@@ -480,6 +536,8 @@
               <w:rPr>
                 <w:rFonts w:ascii="Arial" w:hAnsi="Arial" w:cs="Arial"/>
                 <w:sz w:val="20"/>
+                <w:rtl w:val="1"/>
+                <w:lang w:bidi="he-IL"/>
               </w:rPr>
               <w:t>שומר את נתוני ה-Guestbook ומספק dependency אמיתית</w:t>
             </w:r>
@@ -510,6 +568,8 @@
               <w:rPr>
                 <w:rFonts w:ascii="Arial" w:hAnsi="Arial" w:cs="Arial"/>
                 <w:sz w:val="20"/>
+                <w:rtl w:val="1"/>
+                <w:lang w:bidi="he-IL"/>
               </w:rPr>
               <w:t>k3d ו-Kubernetes</w:t>
             </w:r>
@@ -535,6 +595,8 @@
               <w:rPr>
                 <w:rFonts w:ascii="Arial" w:hAnsi="Arial" w:cs="Arial"/>
                 <w:sz w:val="20"/>
+                <w:rtl w:val="1"/>
+                <w:lang w:bidi="he-IL"/>
               </w:rPr>
               <w:t>Runtime</w:t>
             </w:r>
@@ -560,6 +622,8 @@
               <w:rPr>
                 <w:rFonts w:ascii="Arial" w:hAnsi="Arial" w:cs="Arial"/>
                 <w:sz w:val="20"/>
+                <w:rtl w:val="1"/>
+                <w:lang w:bidi="he-IL"/>
               </w:rPr>
               <w:t>מריץ Pods, Services, probes, rollouts ו-RBAC</w:t>
             </w:r>
@@ -591,6 +655,8 @@
               <w:rPr>
                 <w:rFonts w:ascii="Arial" w:hAnsi="Arial" w:cs="Arial"/>
                 <w:sz w:val="20"/>
+                <w:rtl w:val="1"/>
+                <w:lang w:bidi="he-IL"/>
               </w:rPr>
               <w:t>Kustomize</w:t>
             </w:r>
@@ -617,6 +683,8 @@
               <w:rPr>
                 <w:rFonts w:ascii="Arial" w:hAnsi="Arial" w:cs="Arial"/>
                 <w:sz w:val="20"/>
+                <w:rtl w:val="1"/>
+                <w:lang w:bidi="he-IL"/>
               </w:rPr>
               <w:t>Manifest composition</w:t>
             </w:r>
@@ -643,6 +711,8 @@
               <w:rPr>
                 <w:rFonts w:ascii="Arial" w:hAnsi="Arial" w:cs="Arial"/>
                 <w:sz w:val="20"/>
+                <w:rtl w:val="1"/>
+                <w:lang w:bidi="he-IL"/>
               </w:rPr>
               <w:t>מפריד בין מצב healthy לבין תרחיש incident</w:t>
             </w:r>
@@ -673,6 +743,8 @@
               <w:rPr>
                 <w:rFonts w:ascii="Arial" w:hAnsi="Arial" w:cs="Arial"/>
                 <w:sz w:val="20"/>
+                <w:rtl w:val="1"/>
+                <w:lang w:bidi="he-IL"/>
               </w:rPr>
               <w:t>Makefile</w:t>
             </w:r>
@@ -698,6 +770,8 @@
               <w:rPr>
                 <w:rFonts w:ascii="Arial" w:hAnsi="Arial" w:cs="Arial"/>
                 <w:sz w:val="20"/>
+                <w:rtl w:val="1"/>
+                <w:lang w:bidi="he-IL"/>
               </w:rPr>
               <w:t>Operator interface</w:t>
             </w:r>
@@ -723,6 +797,8 @@
               <w:rPr>
                 <w:rFonts w:ascii="Arial" w:hAnsi="Arial" w:cs="Arial"/>
                 <w:sz w:val="20"/>
+                <w:rtl w:val="1"/>
+                <w:lang w:bidi="he-IL"/>
               </w:rPr>
               <w:t>מספק פקודות יציבות ל-bootstrap, incident, verify ו-recover</w:t>
             </w:r>
@@ -754,6 +830,8 @@
               <w:rPr>
                 <w:rFonts w:ascii="Arial" w:hAnsi="Arial" w:cs="Arial"/>
                 <w:sz w:val="20"/>
+                <w:rtl w:val="1"/>
+                <w:lang w:bidi="he-IL"/>
               </w:rPr>
               <w:t>Grafana Alloy</w:t>
             </w:r>
@@ -780,6 +858,8 @@
               <w:rPr>
                 <w:rFonts w:ascii="Arial" w:hAnsi="Arial" w:cs="Arial"/>
                 <w:sz w:val="20"/>
+                <w:rtl w:val="1"/>
+                <w:lang w:bidi="he-IL"/>
               </w:rPr>
               <w:t>Telemetry collector</w:t>
             </w:r>
@@ -806,6 +886,8 @@
               <w:rPr>
                 <w:rFonts w:ascii="Arial" w:hAnsi="Arial" w:cs="Arial"/>
                 <w:sz w:val="20"/>
+                <w:rtl w:val="1"/>
+                <w:lang w:bidi="he-IL"/>
               </w:rPr>
               <w:t>מעביר metrics מה-cluster אל Grafana Cloud</w:t>
             </w:r>
@@ -836,6 +918,8 @@
               <w:rPr>
                 <w:rFonts w:ascii="Arial" w:hAnsi="Arial" w:cs="Arial"/>
                 <w:sz w:val="20"/>
+                <w:rtl w:val="1"/>
+                <w:lang w:bidi="he-IL"/>
               </w:rPr>
               <w:t>kube-state-metrics</w:t>
             </w:r>
@@ -861,6 +945,8 @@
               <w:rPr>
                 <w:rFonts w:ascii="Arial" w:hAnsi="Arial" w:cs="Arial"/>
                 <w:sz w:val="20"/>
+                <w:rtl w:val="1"/>
+                <w:lang w:bidi="he-IL"/>
               </w:rPr>
               <w:t>Kubernetes metrics</w:t>
             </w:r>
@@ -886,6 +972,8 @@
               <w:rPr>
                 <w:rFonts w:ascii="Arial" w:hAnsi="Arial" w:cs="Arial"/>
                 <w:sz w:val="20"/>
+                <w:rtl w:val="1"/>
+                <w:lang w:bidi="he-IL"/>
               </w:rPr>
               <w:t>חושף זמינות workloads ומוני restart</w:t>
             </w:r>
@@ -917,6 +1005,8 @@
               <w:rPr>
                 <w:rFonts w:ascii="Arial" w:hAnsi="Arial" w:cs="Arial"/>
                 <w:sz w:val="20"/>
+                <w:rtl w:val="1"/>
+                <w:lang w:bidi="he-IL"/>
               </w:rPr>
               <w:t>Grafana Alerting</w:t>
             </w:r>
@@ -943,6 +1033,8 @@
               <w:rPr>
                 <w:rFonts w:ascii="Arial" w:hAnsi="Arial" w:cs="Arial"/>
                 <w:sz w:val="20"/>
+                <w:rtl w:val="1"/>
+                <w:lang w:bidi="he-IL"/>
               </w:rPr>
               <w:t>Detection</w:t>
             </w:r>
@@ -969,6 +1061,8 @@
               <w:rPr>
                 <w:rFonts w:ascii="Arial" w:hAnsi="Arial" w:cs="Arial"/>
                 <w:sz w:val="20"/>
+                <w:rtl w:val="1"/>
+                <w:lang w:bidi="he-IL"/>
               </w:rPr>
               <w:t>מעריך את תנאי ה-alert ושולח webhook ל-KAOP</w:t>
             </w:r>
@@ -999,6 +1093,8 @@
               <w:rPr>
                 <w:rFonts w:ascii="Arial" w:hAnsi="Arial" w:cs="Arial"/>
                 <w:sz w:val="20"/>
+                <w:rtl w:val="1"/>
+                <w:lang w:bidi="he-IL"/>
               </w:rPr>
               <w:t>KAOP RCA agent</w:t>
             </w:r>
@@ -1024,6 +1120,8 @@
               <w:rPr>
                 <w:rFonts w:ascii="Arial" w:hAnsi="Arial" w:cs="Arial"/>
                 <w:sz w:val="20"/>
+                <w:rtl w:val="1"/>
+                <w:lang w:bidi="he-IL"/>
               </w:rPr>
               <w:t>Investigation</w:t>
             </w:r>
@@ -1049,6 +1147,8 @@
               <w:rPr>
                 <w:rFonts w:ascii="Arial" w:hAnsi="Arial" w:cs="Arial"/>
                 <w:sz w:val="20"/>
+                <w:rtl w:val="1"/>
+                <w:lang w:bidi="he-IL"/>
               </w:rPr>
               <w:t>אוסף ראיות מ-Kubernetes ומחזיר RCA מובנה</w:t>
             </w:r>
@@ -1080,6 +1180,8 @@
               <w:rPr>
                 <w:rFonts w:ascii="Arial" w:hAnsi="Arial" w:cs="Arial"/>
                 <w:sz w:val="20"/>
+                <w:rtl w:val="1"/>
+                <w:lang w:bidi="he-IL"/>
               </w:rPr>
               <w:t>GitHub reviewer</w:t>
             </w:r>
@@ -1106,6 +1208,8 @@
               <w:rPr>
                 <w:rFonts w:ascii="Arial" w:hAnsi="Arial" w:cs="Arial"/>
                 <w:sz w:val="20"/>
+                <w:rtl w:val="1"/>
+                <w:lang w:bidi="he-IL"/>
               </w:rPr>
               <w:t>Code review</w:t>
             </w:r>
@@ -1132,6 +1236,8 @@
               <w:rPr>
                 <w:rFonts w:ascii="Arial" w:hAnsi="Arial" w:cs="Arial"/>
                 <w:sz w:val="20"/>
+                <w:rtl w:val="1"/>
+                <w:lang w:bidi="he-IL"/>
               </w:rPr>
               <w:t>קורא את PR התיקון וכותב review comment</w:t>
             </w:r>
@@ -1148,6 +1254,11 @@
         <w:keepNext/>
       </w:pPr>
       <w:r>
+        <w:rPr>
+          <w:rFonts w:ascii="Arial" w:hAnsi="Arial" w:cs="Arial"/>
+          <w:rtl w:val="1"/>
+          <w:lang w:bidi="he-IL"/>
+        </w:rPr>
         <w:t>האפליקציה והתקלה</w:t>
       </w:r>
     </w:p>
@@ -1159,6 +1270,11 @@
         <w:keepNext/>
       </w:pPr>
       <w:r>
+        <w:rPr>
+          <w:rFonts w:ascii="Arial" w:hAnsi="Arial" w:cs="Arial"/>
+          <w:rtl w:val="1"/>
+          <w:lang w:bidi="he-IL"/>
+        </w:rPr>
         <w:t>Go Guestbook</w:t>
       </w:r>
     </w:p>
@@ -1170,6 +1286,8 @@
       <w:r>
         <w:rPr>
           <w:rFonts w:ascii="Arial" w:hAnsi="Arial" w:cs="Arial"/>
+          <w:rtl w:val="1"/>
+          <w:lang w:bidi="he-IL"/>
         </w:rPr>
         <w:t>הקובץ main.go מפעיל HTTP server ומתחבר ל-Redis דרך REDIS_ADDRESS. הנתיב livez בודק שה-process עצמו פעיל. הנתיב readyz בודק גם את התלות ב-Redis. ההפרדה חשובה משום שכשל בתלות צריך לעצור traffic אל ה-Pod, אך לא בהכרח להפעיל restart של התהליך.</w:t>
       </w:r>
@@ -1182,6 +1300,11 @@
         <w:keepNext/>
       </w:pPr>
       <w:r>
+        <w:rPr>
+          <w:rFonts w:ascii="Arial" w:hAnsi="Arial" w:cs="Arial"/>
+          <w:rtl w:val="1"/>
+          <w:lang w:bidi="he-IL"/>
+        </w:rPr>
         <w:t>Redis Service</w:t>
       </w:r>
     </w:p>
@@ -1193,6 +1316,8 @@
       <w:r>
         <w:rPr>
           <w:rFonts w:ascii="Arial" w:hAnsi="Arial" w:cs="Arial"/>
+          <w:rtl w:val="1"/>
+          <w:lang w:bidi="he-IL"/>
         </w:rPr>
         <w:t>ה-Service בשם redis-master בוחר Pods באמצעות labels. במצב התקין ה-selector הוא app redis ו-role master. כאשר ה-selector אינו תואם ל-labels של Redis, Kubernetes יוצר Service ללא endpoints. שם ה-DNS עדיין קיים, אבל אין backend שמקבל traffic.</w:t>
       </w:r>
@@ -1205,6 +1330,11 @@
         <w:keepNext/>
       </w:pPr>
       <w:r>
+        <w:rPr>
+          <w:rFonts w:ascii="Arial" w:hAnsi="Arial" w:cs="Arial"/>
+          <w:rtl w:val="1"/>
+          <w:lang w:bidi="he-IL"/>
+        </w:rPr>
         <w:t>תרחיש ה-incident</w:t>
       </w:r>
     </w:p>
@@ -1216,6 +1346,8 @@
       <w:r>
         <w:rPr>
           <w:rFonts w:ascii="Arial" w:hAnsi="Arial" w:cs="Arial"/>
+          <w:rtl w:val="1"/>
+          <w:lang w:bidi="he-IL"/>
         </w:rPr>
         <w:t>בתרחיש שנבדק, ה-selector השתנה ל-role unavailable וה-liveness probe הופנה אל readyz. השילוב יצר שני אפקטים: Redis נעלמה מאחורי ה-Service, וה-Pod החדש התחיל restart loop משום שה-liveness שלו הייתה תלויה ב-Redis. החקירה של KAOP זיהתה את שני השינויים.</w:t>
       </w:r>
@@ -1228,6 +1360,11 @@
         <w:keepNext/>
       </w:pPr>
       <w:r>
+        <w:rPr>
+          <w:rFonts w:ascii="Arial" w:hAnsi="Arial" w:cs="Arial"/>
+          <w:rtl w:val="1"/>
+          <w:lang w:bidi="he-IL"/>
+        </w:rPr>
         <w:t>Kubernetes והרשאות</w:t>
       </w:r>
     </w:p>
@@ -1239,63 +1376,76 @@
         <w:keepNext/>
       </w:pPr>
       <w:r>
+        <w:rPr>
+          <w:rFonts w:ascii="Arial" w:hAnsi="Arial" w:cs="Arial"/>
+          <w:rtl w:val="1"/>
+          <w:lang w:bidi="he-IL"/>
+        </w:rPr>
         <w:t>משאבי היישום</w:t>
       </w:r>
     </w:p>
     <w:p>
       <w:pPr>
-        <w:pStyle w:val="ListBullet"/>
-        <w:spacing w:after="80"/>
         <w:jc w:val="right"/>
         <w:bidi w:val="1"/>
+        <w:spacing w:after="80"/>
+        <w:ind w:right="420" w:hanging="260"/>
       </w:pPr>
       <w:r>
         <w:rPr>
           <w:rFonts w:ascii="Arial" w:hAnsi="Arial" w:cs="Arial"/>
+          <w:rtl w:val="1"/>
+          <w:lang w:bidi="he-IL"/>
         </w:rPr>
-        <w:t>Deployment guestbook עם שני replicas, readiness ו-liveness probes ומגבלות משאבים.</w:t>
+        <w:t>• Deployment guestbook עם שני replicas, readiness ו-liveness probes ומגבלות משאבים.</w:t>
       </w:r>
     </w:p>
     <w:p>
       <w:pPr>
-        <w:pStyle w:val="ListBullet"/>
-        <w:spacing w:after="80"/>
         <w:jc w:val="right"/>
         <w:bidi w:val="1"/>
+        <w:spacing w:after="80"/>
+        <w:ind w:right="420" w:hanging="260"/>
       </w:pPr>
       <w:r>
         <w:rPr>
           <w:rFonts w:ascii="Arial" w:hAnsi="Arial" w:cs="Arial"/>
+          <w:rtl w:val="1"/>
+          <w:lang w:bidi="he-IL"/>
         </w:rPr>
-        <w:t>Deployment redis-master עם Pod יחיד ו-labels שתואמים ל-Service התקין.</w:t>
+        <w:t>• Deployment redis-master עם Pod יחיד ו-labels שתואמים ל-Service התקין.</w:t>
       </w:r>
     </w:p>
     <w:p>
       <w:pPr>
-        <w:pStyle w:val="ListBullet"/>
-        <w:spacing w:after="80"/>
         <w:jc w:val="right"/>
         <w:bidi w:val="1"/>
+        <w:spacing w:after="80"/>
+        <w:ind w:right="420" w:hanging="260"/>
       </w:pPr>
       <w:r>
         <w:rPr>
           <w:rFonts w:ascii="Arial" w:hAnsi="Arial" w:cs="Arial"/>
+          <w:rtl w:val="1"/>
+          <w:lang w:bidi="he-IL"/>
         </w:rPr>
-        <w:t>Services עבור Guestbook ועבור Redis.</w:t>
+        <w:t>• Services עבור Guestbook ועבור Redis.</w:t>
       </w:r>
     </w:p>
     <w:p>
       <w:pPr>
-        <w:pStyle w:val="ListBullet"/>
-        <w:spacing w:after="80"/>
         <w:jc w:val="right"/>
         <w:bidi w:val="1"/>
+        <w:spacing w:after="80"/>
+        <w:ind w:right="420" w:hanging="260"/>
       </w:pPr>
       <w:r>
         <w:rPr>
           <w:rFonts w:ascii="Arial" w:hAnsi="Arial" w:cs="Arial"/>
+          <w:rtl w:val="1"/>
+          <w:lang w:bidi="he-IL"/>
         </w:rPr>
-        <w:t>namespace בשם kaop-demo שמפריד את הדמו משאר ה-cluster.</w:t>
+        <w:t>• namespace בשם kaop-demo שמפריד את הדמו משאר ה-cluster.</w:t>
       </w:r>
     </w:p>
     <w:p>
@@ -1306,6 +1456,11 @@
         <w:keepNext/>
       </w:pPr>
       <w:r>
+        <w:rPr>
+          <w:rFonts w:ascii="Arial" w:hAnsi="Arial" w:cs="Arial"/>
+          <w:rtl w:val="1"/>
+          <w:lang w:bidi="he-IL"/>
+        </w:rPr>
         <w:t>ServiceAccount ו-RBAC</w:t>
       </w:r>
     </w:p>
@@ -1317,6 +1472,8 @@
       <w:r>
         <w:rPr>
           <w:rFonts w:ascii="Arial" w:hAnsi="Arial" w:cs="Arial"/>
+          <w:rtl w:val="1"/>
+          <w:lang w:bidi="he-IL"/>
         </w:rPr>
         <w:t>ServiceAccount בשם kaop-investigator מחובר ל-Role בתוך namespace kaop-demo. ה-Role מאפשר get, list ו-watch בלבד עבור Pods, logs, events, Services, Endpoints, ConfigMaps, Deployments ו-ReplicaSets.</w:t>
       </w:r>
@@ -1324,6 +1481,7 @@
     <w:tbl>
       <w:tblPr>
         <w:tblStyle w:val="TableGrid"/>
+        <w:bidiVisual w:val="1"/>
         <w:tblW w:type="auto" w:w="0"/>
         <w:jc w:val="center"/>
         <w:tblLayout w:type="autofit"/>
@@ -1370,6 +1528,8 @@
                 <w:b/>
                 <w:color w:val="FFFFFF"/>
                 <w:sz w:val="21"/>
+                <w:rtl w:val="1"/>
+                <w:lang w:bidi="he-IL"/>
               </w:rPr>
               <w:t>פעולה</w:t>
             </w:r>
@@ -1398,6 +1558,8 @@
                 <w:b/>
                 <w:color w:val="FFFFFF"/>
                 <w:sz w:val="21"/>
+                <w:rtl w:val="1"/>
+                <w:lang w:bidi="he-IL"/>
               </w:rPr>
               <w:t>תוצאה</w:t>
             </w:r>
@@ -1426,6 +1588,8 @@
                 <w:b/>
                 <w:color w:val="FFFFFF"/>
                 <w:sz w:val="21"/>
+                <w:rtl w:val="1"/>
+                <w:lang w:bidi="he-IL"/>
               </w:rPr>
               <w:t>סיבה</w:t>
             </w:r>
@@ -1456,6 +1620,8 @@
               <w:rPr>
                 <w:rFonts w:ascii="Arial" w:hAnsi="Arial" w:cs="Arial"/>
                 <w:sz w:val="20"/>
+                <w:rtl w:val="1"/>
+                <w:lang w:bidi="he-IL"/>
               </w:rPr>
               <w:t>קריאת Pods ולוגים</w:t>
             </w:r>
@@ -1481,6 +1647,8 @@
               <w:rPr>
                 <w:rFonts w:ascii="Arial" w:hAnsi="Arial" w:cs="Arial"/>
                 <w:sz w:val="20"/>
+                <w:rtl w:val="1"/>
+                <w:lang w:bidi="he-IL"/>
               </w:rPr>
               <w:t>Allowed</w:t>
             </w:r>
@@ -1506,6 +1674,8 @@
               <w:rPr>
                 <w:rFonts w:ascii="Arial" w:hAnsi="Arial" w:cs="Arial"/>
                 <w:sz w:val="20"/>
+                <w:rtl w:val="1"/>
+                <w:lang w:bidi="he-IL"/>
               </w:rPr>
               <w:t>נדרשת לאיסוף ראיות</w:t>
             </w:r>
@@ -1537,6 +1707,8 @@
               <w:rPr>
                 <w:rFonts w:ascii="Arial" w:hAnsi="Arial" w:cs="Arial"/>
                 <w:sz w:val="20"/>
+                <w:rtl w:val="1"/>
+                <w:lang w:bidi="he-IL"/>
               </w:rPr>
               <w:t>קריאת Services ו-Endpoints</w:t>
             </w:r>
@@ -1563,6 +1735,8 @@
               <w:rPr>
                 <w:rFonts w:ascii="Arial" w:hAnsi="Arial" w:cs="Arial"/>
                 <w:sz w:val="20"/>
+                <w:rtl w:val="1"/>
+                <w:lang w:bidi="he-IL"/>
               </w:rPr>
               <w:t>Allowed</w:t>
             </w:r>
@@ -1589,6 +1763,8 @@
               <w:rPr>
                 <w:rFonts w:ascii="Arial" w:hAnsi="Arial" w:cs="Arial"/>
                 <w:sz w:val="20"/>
+                <w:rtl w:val="1"/>
+                <w:lang w:bidi="he-IL"/>
               </w:rPr>
               <w:t>נדרשת לזיהוי selector mismatch</w:t>
             </w:r>
@@ -1619,6 +1795,8 @@
               <w:rPr>
                 <w:rFonts w:ascii="Arial" w:hAnsi="Arial" w:cs="Arial"/>
                 <w:sz w:val="20"/>
+                <w:rtl w:val="1"/>
+                <w:lang w:bidi="he-IL"/>
               </w:rPr>
               <w:t>קריאת Secrets</w:t>
             </w:r>
@@ -1644,6 +1822,8 @@
               <w:rPr>
                 <w:rFonts w:ascii="Arial" w:hAnsi="Arial" w:cs="Arial"/>
                 <w:sz w:val="20"/>
+                <w:rtl w:val="1"/>
+                <w:lang w:bidi="he-IL"/>
               </w:rPr>
               <w:t>Denied</w:t>
             </w:r>
@@ -1669,6 +1849,8 @@
               <w:rPr>
                 <w:rFonts w:ascii="Arial" w:hAnsi="Arial" w:cs="Arial"/>
                 <w:sz w:val="20"/>
+                <w:rtl w:val="1"/>
+                <w:lang w:bidi="he-IL"/>
               </w:rPr>
               <w:t>ה-resource אינו מופיע ב-Role</w:t>
             </w:r>
@@ -1700,6 +1882,8 @@
               <w:rPr>
                 <w:rFonts w:ascii="Arial" w:hAnsi="Arial" w:cs="Arial"/>
                 <w:sz w:val="20"/>
+                <w:rtl w:val="1"/>
+                <w:lang w:bidi="he-IL"/>
               </w:rPr>
               <w:t>patch או update</w:t>
             </w:r>
@@ -1726,6 +1910,8 @@
               <w:rPr>
                 <w:rFonts w:ascii="Arial" w:hAnsi="Arial" w:cs="Arial"/>
                 <w:sz w:val="20"/>
+                <w:rtl w:val="1"/>
+                <w:lang w:bidi="he-IL"/>
               </w:rPr>
               <w:t>Denied</w:t>
             </w:r>
@@ -1752,6 +1938,8 @@
               <w:rPr>
                 <w:rFonts w:ascii="Arial" w:hAnsi="Arial" w:cs="Arial"/>
                 <w:sz w:val="20"/>
+                <w:rtl w:val="1"/>
+                <w:lang w:bidi="he-IL"/>
               </w:rPr>
               <w:t>אין verbs של write</w:t>
             </w:r>
@@ -1782,6 +1970,8 @@
               <w:rPr>
                 <w:rFonts w:ascii="Arial" w:hAnsi="Arial" w:cs="Arial"/>
                 <w:sz w:val="20"/>
+                <w:rtl w:val="1"/>
+                <w:lang w:bidi="he-IL"/>
               </w:rPr>
               <w:t>גישה לכל ה-namespaces</w:t>
             </w:r>
@@ -1807,6 +1997,8 @@
               <w:rPr>
                 <w:rFonts w:ascii="Arial" w:hAnsi="Arial" w:cs="Arial"/>
                 <w:sz w:val="20"/>
+                <w:rtl w:val="1"/>
+                <w:lang w:bidi="he-IL"/>
               </w:rPr>
               <w:t>Denied</w:t>
             </w:r>
@@ -1832,6 +2024,8 @@
               <w:rPr>
                 <w:rFonts w:ascii="Arial" w:hAnsi="Arial" w:cs="Arial"/>
                 <w:sz w:val="20"/>
+                <w:rtl w:val="1"/>
+                <w:lang w:bidi="he-IL"/>
               </w:rPr>
               <w:t>Role ו-RoleBinding מוגבלים ל-kaop-demo</w:t>
             </w:r>
@@ -1863,6 +2057,8 @@
               <w:rPr>
                 <w:rFonts w:ascii="Arial" w:hAnsi="Arial" w:cs="Arial"/>
                 <w:sz w:val="20"/>
+                <w:rtl w:val="1"/>
+                <w:lang w:bidi="he-IL"/>
               </w:rPr>
               <w:t>pods exec</w:t>
             </w:r>
@@ -1889,6 +2085,8 @@
               <w:rPr>
                 <w:rFonts w:ascii="Arial" w:hAnsi="Arial" w:cs="Arial"/>
                 <w:sz w:val="20"/>
+                <w:rtl w:val="1"/>
+                <w:lang w:bidi="he-IL"/>
               </w:rPr>
               <w:t>Denied</w:t>
             </w:r>
@@ -1915,6 +2113,8 @@
               <w:rPr>
                 <w:rFonts w:ascii="Arial" w:hAnsi="Arial" w:cs="Arial"/>
                 <w:sz w:val="20"/>
+                <w:rtl w:val="1"/>
+                <w:lang w:bidi="he-IL"/>
               </w:rPr>
               <w:t>pods exec אינו כלול בהרשאות</w:t>
             </w:r>
@@ -1931,6 +2131,8 @@
       <w:r>
         <w:rPr>
           <w:rFonts w:ascii="Arial" w:hAnsi="Arial" w:cs="Arial"/>
+          <w:rtl w:val="1"/>
+          <w:lang w:bidi="he-IL"/>
         </w:rPr>
         <w:t>המילה Denied משמשת כאן לתיאור גבול אבטחה שנאכף. היא אינה מציינת תקלה. דווקא התוצאה no בבדיקות ההרשאה מוכיחה שה-agent אינו יכול לחרוג מתפקיד החקירה.</w:t>
       </w:r>
@@ -1943,6 +2145,11 @@
         <w:keepNext/>
       </w:pPr>
       <w:r>
+        <w:rPr>
+          <w:rFonts w:ascii="Arial" w:hAnsi="Arial" w:cs="Arial"/>
+          <w:rtl w:val="1"/>
+          <w:lang w:bidi="he-IL"/>
+        </w:rPr>
         <w:t>Grafana Cloud וה-alert</w:t>
       </w:r>
     </w:p>
@@ -1954,6 +2161,8 @@
       <w:r>
         <w:rPr>
           <w:rFonts w:ascii="Arial" w:hAnsi="Arial" w:cs="Arial"/>
+          <w:rtl w:val="1"/>
+          <w:lang w:bidi="he-IL"/>
         </w:rPr>
         <w:t>Grafana Alloy ו-kube-state-metrics מספקים את נתוני ה-cluster. כלל ה-alert עוקב אחר kube_pod_container_status_restarts_total עבור Pods של Guestbook ב-namespace kaop-demo. כאשר הערך גדול מאפס, הכלל עובר ל-Pending ולאחר חלון ההמתנה ל-Firing.</w:t>
       </w:r>
@@ -1961,6 +2170,7 @@
     <w:tbl>
       <w:tblPr>
         <w:tblStyle w:val="TableGrid"/>
+        <w:bidiVisual w:val="1"/>
         <w:tblW w:type="auto" w:w="0"/>
         <w:jc w:val="center"/>
         <w:tblLayout w:type="autofit"/>
@@ -2007,6 +2217,8 @@
                 <w:b/>
                 <w:color w:val="FFFFFF"/>
                 <w:sz w:val="21"/>
+                <w:rtl w:val="1"/>
+                <w:lang w:bidi="he-IL"/>
               </w:rPr>
               <w:t>מצב</w:t>
             </w:r>
@@ -2035,6 +2247,8 @@
                 <w:b/>
                 <w:color w:val="FFFFFF"/>
                 <w:sz w:val="21"/>
+                <w:rtl w:val="1"/>
+                <w:lang w:bidi="he-IL"/>
               </w:rPr>
               <w:t>משמעות</w:t>
             </w:r>
@@ -2063,6 +2277,8 @@
                 <w:b/>
                 <w:color w:val="FFFFFF"/>
                 <w:sz w:val="21"/>
+                <w:rtl w:val="1"/>
+                <w:lang w:bidi="he-IL"/>
               </w:rPr>
               <w:t>מה רואים בדמו</w:t>
             </w:r>
@@ -2093,6 +2309,8 @@
               <w:rPr>
                 <w:rFonts w:ascii="Arial" w:hAnsi="Arial" w:cs="Arial"/>
                 <w:sz w:val="20"/>
+                <w:rtl w:val="1"/>
+                <w:lang w:bidi="he-IL"/>
               </w:rPr>
               <w:t>Normal</w:t>
             </w:r>
@@ -2118,6 +2336,8 @@
               <w:rPr>
                 <w:rFonts w:ascii="Arial" w:hAnsi="Arial" w:cs="Arial"/>
                 <w:sz w:val="20"/>
+                <w:rtl w:val="1"/>
+                <w:lang w:bidi="he-IL"/>
               </w:rPr>
               <w:t>התנאי אינו מתקיים</w:t>
             </w:r>
@@ -2143,6 +2363,8 @@
               <w:rPr>
                 <w:rFonts w:ascii="Arial" w:hAnsi="Arial" w:cs="Arial"/>
                 <w:sz w:val="20"/>
+                <w:rtl w:val="1"/>
+                <w:lang w:bidi="he-IL"/>
               </w:rPr>
               <w:t>אין restarts פעילים בבסיס התקין</w:t>
             </w:r>
@@ -2174,6 +2396,8 @@
               <w:rPr>
                 <w:rFonts w:ascii="Arial" w:hAnsi="Arial" w:cs="Arial"/>
                 <w:sz w:val="20"/>
+                <w:rtl w:val="1"/>
+                <w:lang w:bidi="he-IL"/>
               </w:rPr>
               <w:t>Pending</w:t>
             </w:r>
@@ -2200,6 +2424,8 @@
               <w:rPr>
                 <w:rFonts w:ascii="Arial" w:hAnsi="Arial" w:cs="Arial"/>
                 <w:sz w:val="20"/>
+                <w:rtl w:val="1"/>
+                <w:lang w:bidi="he-IL"/>
               </w:rPr>
               <w:t>התנאי מתקיים אך חלון ההמתנה טרם הסתיים</w:t>
             </w:r>
@@ -2226,6 +2452,8 @@
               <w:rPr>
                 <w:rFonts w:ascii="Arial" w:hAnsi="Arial" w:cs="Arial"/>
                 <w:sz w:val="20"/>
+                <w:rtl w:val="1"/>
+                <w:lang w:bidi="he-IL"/>
               </w:rPr>
               <w:t>restart זוהה והמערכת ממתינה דקה</w:t>
             </w:r>
@@ -2256,6 +2484,8 @@
               <w:rPr>
                 <w:rFonts w:ascii="Arial" w:hAnsi="Arial" w:cs="Arial"/>
                 <w:sz w:val="20"/>
+                <w:rtl w:val="1"/>
+                <w:lang w:bidi="he-IL"/>
               </w:rPr>
               <w:t>Firing</w:t>
             </w:r>
@@ -2281,6 +2511,8 @@
               <w:rPr>
                 <w:rFonts w:ascii="Arial" w:hAnsi="Arial" w:cs="Arial"/>
                 <w:sz w:val="20"/>
+                <w:rtl w:val="1"/>
+                <w:lang w:bidi="he-IL"/>
               </w:rPr>
               <w:t>התנאי מתקיים לאחר חלון ההמתנה</w:t>
             </w:r>
@@ -2306,6 +2538,8 @@
               <w:rPr>
                 <w:rFonts w:ascii="Arial" w:hAnsi="Arial" w:cs="Arial"/>
                 <w:sz w:val="20"/>
+                <w:rtl w:val="1"/>
+                <w:lang w:bidi="he-IL"/>
               </w:rPr>
               <w:t>Grafana שולחת webhook ל-KAOP</w:t>
             </w:r>
@@ -2337,6 +2571,8 @@
               <w:rPr>
                 <w:rFonts w:ascii="Arial" w:hAnsi="Arial" w:cs="Arial"/>
                 <w:sz w:val="20"/>
+                <w:rtl w:val="1"/>
+                <w:lang w:bidi="he-IL"/>
               </w:rPr>
               <w:t>Normal לאחר recovery</w:t>
             </w:r>
@@ -2363,6 +2599,8 @@
               <w:rPr>
                 <w:rFonts w:ascii="Arial" w:hAnsi="Arial" w:cs="Arial"/>
                 <w:sz w:val="20"/>
+                <w:rtl w:val="1"/>
+                <w:lang w:bidi="he-IL"/>
               </w:rPr>
               <w:t>התנאי חזר לערך תקין</w:t>
             </w:r>
@@ -2389,6 +2627,8 @@
               <w:rPr>
                 <w:rFonts w:ascii="Arial" w:hAnsi="Arial" w:cs="Arial"/>
                 <w:sz w:val="20"/>
+                <w:rtl w:val="1"/>
+                <w:lang w:bidi="he-IL"/>
               </w:rPr>
               <w:t>ה-alert נחשב resolved</w:t>
             </w:r>
@@ -2405,6 +2645,8 @@
       <w:r>
         <w:rPr>
           <w:rFonts w:ascii="Arial" w:hAnsi="Arial" w:cs="Arial"/>
+          <w:rtl w:val="1"/>
+          <w:lang w:bidi="he-IL"/>
         </w:rPr>
         <w:t>ה-Contact Point שולח payload שמזהה deployment בשם guestbook, cluster בשם kaop-demo, namespace בשם kaop-demo ותקציב חקירה של 600 שניות. ה-token נשמר בממשק של Grafana ואינו נמצא ב-Git.</w:t>
       </w:r>
@@ -2417,6 +2659,11 @@
         <w:keepNext/>
       </w:pPr>
       <w:r>
+        <w:rPr>
+          <w:rFonts w:ascii="Arial" w:hAnsi="Arial" w:cs="Arial"/>
+          <w:rtl w:val="1"/>
+          <w:lang w:bidi="he-IL"/>
+        </w:rPr>
         <w:t>KAOP ו-workflow החקירה</w:t>
       </w:r>
     </w:p>
@@ -2428,6 +2675,8 @@
       <w:r>
         <w:rPr>
           <w:rFonts w:ascii="Arial" w:hAnsi="Arial" w:cs="Arial"/>
+          <w:rtl w:val="1"/>
+          <w:lang w:bidi="he-IL"/>
         </w:rPr>
         <w:t>KAOP מקבלת את webhook ומפעילה את Kubernetes RCA agent. ה-agent משתמש בהרשאות של kaop-investigator כדי לבדוק Deployments, ReplicaSets, Pods, logs, events, Services ו-Endpoints. הוא אינו מבצע remediation.</w:t>
       </w:r>
@@ -2440,6 +2689,8 @@
       <w:r>
         <w:rPr>
           <w:rFonts w:ascii="Arial" w:hAnsi="Arial" w:cs="Arial"/>
+          <w:rtl w:val="1"/>
+          <w:lang w:bidi="he-IL"/>
         </w:rPr>
         <w:t>ה-run המאומת run_e15c91fc04701d47c908ec0f הסתיים לאחר 2 דקות ו-48 שניות עם 15 tool calls. הוא מצא ש-Service redis-master בחר role unavailable בעוד Pod של Redis נשא role master. הוא גם השווה את ה-ReplicaSet החדש לישן וזיהה שה-liveness השתנתה מ-livez ל-readyz. ה-confidence היה high.</w:t>
       </w:r>
@@ -2452,12 +2703,18 @@
         <w:keepNext/>
       </w:pPr>
       <w:r>
+        <w:rPr>
+          <w:rFonts w:ascii="Arial" w:hAnsi="Arial" w:cs="Arial"/>
+          <w:rtl w:val="1"/>
+          <w:lang w:bidi="he-IL"/>
+        </w:rPr>
         <w:t>Output contract</w:t>
       </w:r>
     </w:p>
     <w:tbl>
       <w:tblPr>
         <w:tblStyle w:val="TableGrid"/>
+        <w:bidiVisual w:val="1"/>
         <w:tblW w:type="auto" w:w="0"/>
         <w:jc w:val="center"/>
         <w:tblLayout w:type="autofit"/>
@@ -2503,6 +2760,8 @@
                 <w:b/>
                 <w:color w:val="FFFFFF"/>
                 <w:sz w:val="21"/>
+                <w:rtl w:val="1"/>
+                <w:lang w:bidi="he-IL"/>
               </w:rPr>
               <w:t>שדה</w:t>
             </w:r>
@@ -2531,6 +2790,8 @@
                 <w:b/>
                 <w:color w:val="FFFFFF"/>
                 <w:sz w:val="21"/>
+                <w:rtl w:val="1"/>
+                <w:lang w:bidi="he-IL"/>
               </w:rPr>
               <w:t>תוכן</w:t>
             </w:r>
@@ -2561,6 +2822,8 @@
               <w:rPr>
                 <w:rFonts w:ascii="Arial" w:hAnsi="Arial" w:cs="Arial"/>
                 <w:sz w:val="20"/>
+                <w:rtl w:val="1"/>
+                <w:lang w:bidi="he-IL"/>
               </w:rPr>
               <w:t>root cause</w:t>
             </w:r>
@@ -2586,6 +2849,8 @@
               <w:rPr>
                 <w:rFonts w:ascii="Arial" w:hAnsi="Arial" w:cs="Arial"/>
                 <w:sz w:val="20"/>
+                <w:rtl w:val="1"/>
+                <w:lang w:bidi="he-IL"/>
               </w:rPr>
               <w:t>הגורם הישיר והקשר בין שינוי התצורה להתנהגות המערכת</w:t>
             </w:r>
@@ -2617,6 +2882,8 @@
               <w:rPr>
                 <w:rFonts w:ascii="Arial" w:hAnsi="Arial" w:cs="Arial"/>
                 <w:sz w:val="20"/>
+                <w:rtl w:val="1"/>
+                <w:lang w:bidi="he-IL"/>
               </w:rPr>
               <w:t>evidence</w:t>
             </w:r>
@@ -2643,6 +2910,8 @@
               <w:rPr>
                 <w:rFonts w:ascii="Arial" w:hAnsi="Arial" w:cs="Arial"/>
                 <w:sz w:val="20"/>
+                <w:rtl w:val="1"/>
+                <w:lang w:bidi="he-IL"/>
               </w:rPr>
               <w:t>Services, Endpoints, Pod labels, logs, probes, events ו-restarts</w:t>
             </w:r>
@@ -2673,6 +2942,8 @@
               <w:rPr>
                 <w:rFonts w:ascii="Arial" w:hAnsi="Arial" w:cs="Arial"/>
                 <w:sz w:val="20"/>
+                <w:rtl w:val="1"/>
+                <w:lang w:bidi="he-IL"/>
               </w:rPr>
               <w:t>confidence</w:t>
             </w:r>
@@ -2698,6 +2969,8 @@
               <w:rPr>
                 <w:rFonts w:ascii="Arial" w:hAnsi="Arial" w:cs="Arial"/>
                 <w:sz w:val="20"/>
+                <w:rtl w:val="1"/>
+                <w:lang w:bidi="he-IL"/>
               </w:rPr>
               <w:t>low, medium או high לפי חוזק הראיות</w:t>
             </w:r>
@@ -2729,6 +3002,8 @@
               <w:rPr>
                 <w:rFonts w:ascii="Arial" w:hAnsi="Arial" w:cs="Arial"/>
                 <w:sz w:val="20"/>
+                <w:rtl w:val="1"/>
+                <w:lang w:bidi="he-IL"/>
               </w:rPr>
               <w:t>affected resources</w:t>
             </w:r>
@@ -2755,6 +3030,8 @@
               <w:rPr>
                 <w:rFonts w:ascii="Arial" w:hAnsi="Arial" w:cs="Arial"/>
                 <w:sz w:val="20"/>
+                <w:rtl w:val="1"/>
+                <w:lang w:bidi="he-IL"/>
               </w:rPr>
               <w:t>המשאבים שנפגעו בפועל</w:t>
             </w:r>
@@ -2785,6 +3062,8 @@
               <w:rPr>
                 <w:rFonts w:ascii="Arial" w:hAnsi="Arial" w:cs="Arial"/>
                 <w:sz w:val="20"/>
+                <w:rtl w:val="1"/>
+                <w:lang w:bidi="he-IL"/>
               </w:rPr>
               <w:t>suggested fix</w:t>
             </w:r>
@@ -2810,6 +3089,8 @@
               <w:rPr>
                 <w:rFonts w:ascii="Arial" w:hAnsi="Arial" w:cs="Arial"/>
                 <w:sz w:val="20"/>
+                <w:rtl w:val="1"/>
+                <w:lang w:bidi="he-IL"/>
               </w:rPr>
               <w:t>החזרת selector ל-role master והחזרת liveness ל-livez</w:t>
             </w:r>
@@ -2826,6 +3107,11 @@
         <w:keepNext/>
       </w:pPr>
       <w:r>
+        <w:rPr>
+          <w:rFonts w:ascii="Arial" w:hAnsi="Arial" w:cs="Arial"/>
+          <w:rtl w:val="1"/>
+          <w:lang w:bidi="he-IL"/>
+        </w:rPr>
         <w:t>GitHub ו-Code Reviewer</w:t>
       </w:r>
     </w:p>
@@ -2837,6 +3123,8 @@
       <w:r>
         <w:rPr>
           <w:rFonts w:ascii="Arial" w:hAnsi="Arial" w:cs="Arial"/>
+          <w:rtl w:val="1"/>
+          <w:lang w:bidi="he-IL"/>
         </w:rPr>
         <w:t>ה-repository הציבורי nirittere/kaop-guestbook-demo מכיל את האפליקציה, manifests, tests וחומרי ההגשה. ענף fix/redis-service-selector מכיל תיקון אמיתי: selector מתאים ל-Redis Pods, liveness חוזרת ל-livez, readiness נשארת ב-readyz וה-tests מאמתים את שני התנאים.</w:t>
       </w:r>
@@ -2849,6 +3137,8 @@
       <w:r>
         <w:rPr>
           <w:rFonts w:ascii="Arial" w:hAnsi="Arial" w:cs="Arial"/>
+          <w:rtl w:val="1"/>
+          <w:lang w:bidi="he-IL"/>
         </w:rPr>
         <w:t>PR מספר 1 נשאר פתוח לצורך הדמו. AgentOps כתב review מסוג Looks good ובדק את שלושת הקבצים ששונו. ה-reviewer יכול לקרוא repository content, לקרוא PR ולכתוב review. הוא אינו מקבל כלי push, merge או שינוי קוד.</w:t>
       </w:r>
@@ -2861,12 +3151,18 @@
         <w:keepNext/>
       </w:pPr>
       <w:r>
+        <w:rPr>
+          <w:rFonts w:ascii="Arial" w:hAnsi="Arial" w:cs="Arial"/>
+          <w:rtl w:val="1"/>
+          <w:lang w:bidi="he-IL"/>
+        </w:rPr>
         <w:t>חומרי ההגשה</w:t>
       </w:r>
     </w:p>
     <w:tbl>
       <w:tblPr>
         <w:tblStyle w:val="TableGrid"/>
+        <w:bidiVisual w:val="1"/>
         <w:tblW w:type="auto" w:w="0"/>
         <w:jc w:val="center"/>
         <w:tblLayout w:type="autofit"/>
@@ -2912,6 +3208,8 @@
                 <w:b/>
                 <w:color w:val="FFFFFF"/>
                 <w:sz w:val="21"/>
+                <w:rtl w:val="1"/>
+                <w:lang w:bidi="he-IL"/>
               </w:rPr>
               <w:t>קובץ</w:t>
             </w:r>
@@ -2940,6 +3238,8 @@
                 <w:b/>
                 <w:color w:val="FFFFFF"/>
                 <w:sz w:val="21"/>
+                <w:rtl w:val="1"/>
+                <w:lang w:bidi="he-IL"/>
               </w:rPr>
               <w:t>מטרה</w:t>
             </w:r>
@@ -2970,6 +3270,8 @@
               <w:rPr>
                 <w:rFonts w:ascii="Arial" w:hAnsi="Arial" w:cs="Arial"/>
                 <w:sz w:val="20"/>
+                <w:rtl w:val="1"/>
+                <w:lang w:bidi="he-IL"/>
               </w:rPr>
               <w:t>KAOP-by-Nirit-Terehovsky.pptx</w:t>
             </w:r>
@@ -2995,6 +3297,8 @@
               <w:rPr>
                 <w:rFonts w:ascii="Arial" w:hAnsi="Arial" w:cs="Arial"/>
                 <w:sz w:val="20"/>
+                <w:rtl w:val="1"/>
+                <w:lang w:bidi="he-IL"/>
               </w:rPr>
               <w:t>מצגת עריכה עם 12 שקפים ו-speaker notes</w:t>
             </w:r>
@@ -3026,6 +3330,8 @@
               <w:rPr>
                 <w:rFonts w:ascii="Arial" w:hAnsi="Arial" w:cs="Arial"/>
                 <w:sz w:val="20"/>
+                <w:rtl w:val="1"/>
+                <w:lang w:bidi="he-IL"/>
               </w:rPr>
               <w:t>KAOP-by-Nirit-Terehovsky.pdf</w:t>
             </w:r>
@@ -3052,6 +3358,8 @@
               <w:rPr>
                 <w:rFonts w:ascii="Arial" w:hAnsi="Arial" w:cs="Arial"/>
                 <w:sz w:val="20"/>
+                <w:rtl w:val="1"/>
+                <w:lang w:bidi="he-IL"/>
               </w:rPr>
               <w:t>גרסה יציבה לצפייה ולגיבוי</w:t>
             </w:r>
@@ -3082,6 +3390,8 @@
               <w:rPr>
                 <w:rFonts w:ascii="Arial" w:hAnsi="Arial" w:cs="Arial"/>
                 <w:sz w:val="20"/>
+                <w:rtl w:val="1"/>
+                <w:lang w:bidi="he-IL"/>
               </w:rPr>
               <w:t>pitch-script.md</w:t>
             </w:r>
@@ -3107,6 +3417,8 @@
               <w:rPr>
                 <w:rFonts w:ascii="Arial" w:hAnsi="Arial" w:cs="Arial"/>
                 <w:sz w:val="20"/>
+                <w:rtl w:val="1"/>
+                <w:lang w:bidi="he-IL"/>
               </w:rPr>
               <w:t>תסריט דיבור קצר באנגלית</w:t>
             </w:r>
@@ -3138,6 +3450,8 @@
               <w:rPr>
                 <w:rFonts w:ascii="Arial" w:hAnsi="Arial" w:cs="Arial"/>
                 <w:sz w:val="20"/>
+                <w:rtl w:val="1"/>
+                <w:lang w:bidi="he-IL"/>
               </w:rPr>
               <w:t>demo-runbook.md</w:t>
             </w:r>
@@ -3164,6 +3478,8 @@
               <w:rPr>
                 <w:rFonts w:ascii="Arial" w:hAnsi="Arial" w:cs="Arial"/>
                 <w:sz w:val="20"/>
+                <w:rtl w:val="1"/>
+                <w:lang w:bidi="he-IL"/>
               </w:rPr>
               <w:t>סדר הפעולות לדמו החי</w:t>
             </w:r>
@@ -3194,6 +3510,8 @@
               <w:rPr>
                 <w:rFonts w:ascii="Arial" w:hAnsi="Arial" w:cs="Arial"/>
                 <w:sz w:val="20"/>
+                <w:rtl w:val="1"/>
+                <w:lang w:bidi="he-IL"/>
               </w:rPr>
               <w:t>demo-recovery.md</w:t>
             </w:r>
@@ -3219,6 +3537,8 @@
               <w:rPr>
                 <w:rFonts w:ascii="Arial" w:hAnsi="Arial" w:cs="Arial"/>
                 <w:sz w:val="20"/>
+                <w:rtl w:val="1"/>
+                <w:lang w:bidi="he-IL"/>
               </w:rPr>
               <w:t>תכנית התאוששות במקרה של תקלה</w:t>
             </w:r>
@@ -3235,105 +3555,124 @@
         <w:keepNext/>
       </w:pPr>
       <w:r>
+        <w:rPr>
+          <w:rFonts w:ascii="Arial" w:hAnsi="Arial" w:cs="Arial"/>
+          <w:rtl w:val="1"/>
+          <w:lang w:bidi="he-IL"/>
+        </w:rPr>
         <w:t>זרימת המידע והאבטחה</w:t>
       </w:r>
     </w:p>
     <w:p>
       <w:pPr>
-        <w:pStyle w:val="ListNumber"/>
-        <w:spacing w:after="100"/>
         <w:jc w:val="right"/>
         <w:bidi w:val="1"/>
+        <w:spacing w:after="100"/>
+        <w:ind w:right="420" w:hanging="260"/>
       </w:pPr>
       <w:r>
         <w:rPr>
           <w:rFonts w:ascii="Arial" w:hAnsi="Arial" w:cs="Arial"/>
+          <w:rtl w:val="1"/>
+          <w:lang w:bidi="he-IL"/>
         </w:rPr>
-        <w:t>ה-cluster מריץ את Guestbook ואת Redis ומייצר metrics ואירועים אמיתיים.</w:t>
+        <w:t>1. ה-cluster מריץ את Guestbook ואת Redis ומייצר metrics ואירועים אמיתיים.</w:t>
       </w:r>
     </w:p>
     <w:p>
       <w:pPr>
-        <w:pStyle w:val="ListNumber"/>
-        <w:spacing w:after="100"/>
         <w:jc w:val="right"/>
         <w:bidi w:val="1"/>
+        <w:spacing w:after="100"/>
+        <w:ind w:right="420" w:hanging="260"/>
       </w:pPr>
       <w:r>
         <w:rPr>
           <w:rFonts w:ascii="Arial" w:hAnsi="Arial" w:cs="Arial"/>
+          <w:rtl w:val="1"/>
+          <w:lang w:bidi="he-IL"/>
         </w:rPr>
-        <w:t>Grafana Cloud מעריכה את כלל ה-alert על בסיס metrics של restarts.</w:t>
+        <w:t>2. Grafana Cloud מעריכה את כלל ה-alert על בסיס metrics של restarts.</w:t>
       </w:r>
     </w:p>
     <w:p>
       <w:pPr>
-        <w:pStyle w:val="ListNumber"/>
-        <w:spacing w:after="100"/>
         <w:jc w:val="right"/>
         <w:bidi w:val="1"/>
+        <w:spacing w:after="100"/>
+        <w:ind w:right="420" w:hanging="260"/>
       </w:pPr>
       <w:r>
         <w:rPr>
           <w:rFonts w:ascii="Arial" w:hAnsi="Arial" w:cs="Arial"/>
+          <w:rtl w:val="1"/>
+          <w:lang w:bidi="he-IL"/>
         </w:rPr>
-        <w:t>כאשר הכלל מגיע ל-Firing, Grafana שולחת webhook ל-KAOP.</w:t>
+        <w:t>3. כאשר הכלל מגיע ל-Firing, Grafana שולחת webhook ל-KAOP.</w:t>
       </w:r>
     </w:p>
     <w:p>
       <w:pPr>
-        <w:pStyle w:val="ListNumber"/>
-        <w:spacing w:after="100"/>
         <w:jc w:val="right"/>
         <w:bidi w:val="1"/>
+        <w:spacing w:after="100"/>
+        <w:ind w:right="420" w:hanging="260"/>
       </w:pPr>
       <w:r>
         <w:rPr>
           <w:rFonts w:ascii="Arial" w:hAnsi="Arial" w:cs="Arial"/>
+          <w:rtl w:val="1"/>
+          <w:lang w:bidi="he-IL"/>
         </w:rPr>
-        <w:t>KAOP מפעילה RCA agent עם read only RBAC ב-namespace kaop-demo.</w:t>
+        <w:t>4. KAOP מפעילה RCA agent עם read only RBAC ב-namespace kaop-demo.</w:t>
       </w:r>
     </w:p>
     <w:p>
       <w:pPr>
-        <w:pStyle w:val="ListNumber"/>
-        <w:spacing w:after="100"/>
         <w:jc w:val="right"/>
         <w:bidi w:val="1"/>
+        <w:spacing w:after="100"/>
+        <w:ind w:right="420" w:hanging="260"/>
       </w:pPr>
       <w:r>
         <w:rPr>
           <w:rFonts w:ascii="Arial" w:hAnsi="Arial" w:cs="Arial"/>
+          <w:rtl w:val="1"/>
+          <w:lang w:bidi="he-IL"/>
         </w:rPr>
-        <w:t>ה-agent מחזיר finding מובנה ושומר run record עם הראיות וה-tool calls.</w:t>
+        <w:t>5. ה-agent מחזיר finding מובנה ושומר run record עם הראיות וה-tool calls.</w:t>
       </w:r>
     </w:p>
     <w:p>
       <w:pPr>
-        <w:pStyle w:val="ListNumber"/>
-        <w:spacing w:after="100"/>
         <w:jc w:val="right"/>
         <w:bidi w:val="1"/>
+        <w:spacing w:after="100"/>
+        <w:ind w:right="420" w:hanging="260"/>
       </w:pPr>
       <w:r>
         <w:rPr>
           <w:rFonts w:ascii="Arial" w:hAnsi="Arial" w:cs="Arial"/>
+          <w:rtl w:val="1"/>
+          <w:lang w:bidi="he-IL"/>
         </w:rPr>
-        <w:t>GitHub מציג את תיקון התצורה ו-AgentOps משאיר review comment בלבד.</w:t>
+        <w:t>6. GitHub מציג את תיקון התצורה ו-AgentOps משאיר review comment בלבד.</w:t>
       </w:r>
     </w:p>
     <w:p>
       <w:pPr>
-        <w:pStyle w:val="ListNumber"/>
-        <w:spacing w:after="100"/>
         <w:jc w:val="right"/>
         <w:bidi w:val="1"/>
+        <w:spacing w:after="100"/>
+        <w:ind w:right="420" w:hanging="260"/>
       </w:pPr>
       <w:r>
         <w:rPr>
           <w:rFonts w:ascii="Arial" w:hAnsi="Arial" w:cs="Arial"/>
+          <w:rtl w:val="1"/>
+          <w:lang w:bidi="he-IL"/>
         </w:rPr>
-        <w:t>המפעילה מריצה make recover ומוודאת ש-Grafana חוזרת ל-Normal.</w:t>
+        <w:t>7. המפעילה מריצה make recover ומוודאת ש-Grafana חוזרת ל-Normal.</w:t>
       </w:r>
     </w:p>
     <w:p>
@@ -3344,6 +3683,8 @@
       <w:r>
         <w:rPr>
           <w:rFonts w:ascii="Arial" w:hAnsi="Arial" w:cs="Arial"/>
+          <w:rtl w:val="1"/>
+          <w:lang w:bidi="he-IL"/>
         </w:rPr>
         <w:t>אין tokens, credentials או Secret values ב-repository. Grafana מחזיקה את webhook credential בממשק שלה. Kubernetes מגביל את החקירה באמצעות RBAC. GitHub מגביל את ה-reviewer באמצעות הרשאות האפליקציה והכלים שהוקצו לו.</w:t>
       </w:r>
@@ -3356,6 +3697,11 @@
         <w:keepNext/>
       </w:pPr>
       <w:r>
+        <w:rPr>
+          <w:rFonts w:ascii="Arial" w:hAnsi="Arial" w:cs="Arial"/>
+          <w:rtl w:val="1"/>
+          <w:lang w:bidi="he-IL"/>
+        </w:rPr>
         <w:t>קישורי ראיות</w:t>
       </w:r>
     </w:p>
@@ -3363,12 +3709,15 @@
       <w:pPr>
         <w:spacing w:after="100"/>
         <w:jc w:val="left"/>
+        <w:bidi w:val="0"/>
       </w:pPr>
       <w:r>
         <w:rPr>
           <w:rFonts w:ascii="Arial" w:hAnsi="Arial" w:cs="Arial"/>
           <w:b/>
           <w:sz w:val="21"/>
+          <w:rtl w:val="0"/>
+          <w:lang w:val="en-US"/>
         </w:rPr>
         <w:t xml:space="preserve">Repository: </w:t>
       </w:r>
@@ -3376,6 +3725,8 @@
         <w:rPr>
           <w:rFonts w:ascii="Arial" w:hAnsi="Arial" w:cs="Arial"/>
           <w:sz w:val="21"/>
+          <w:rtl w:val="0"/>
+          <w:lang w:val="en-US"/>
         </w:rPr>
         <w:t>https://github.com/nirittere/kaop-guestbook-demo</w:t>
       </w:r>
@@ -3384,12 +3735,15 @@
       <w:pPr>
         <w:spacing w:after="100"/>
         <w:jc w:val="left"/>
+        <w:bidi w:val="0"/>
       </w:pPr>
       <w:r>
         <w:rPr>
           <w:rFonts w:ascii="Arial" w:hAnsi="Arial" w:cs="Arial"/>
           <w:b/>
           <w:sz w:val="21"/>
+          <w:rtl w:val="0"/>
+          <w:lang w:val="en-US"/>
         </w:rPr>
         <w:t xml:space="preserve">PR: </w:t>
       </w:r>
@@ -3397,6 +3751,8 @@
         <w:rPr>
           <w:rFonts w:ascii="Arial" w:hAnsi="Arial" w:cs="Arial"/>
           <w:sz w:val="21"/>
+          <w:rtl w:val="0"/>
+          <w:lang w:val="en-US"/>
         </w:rPr>
         <w:t>https://github.com/nirittere/kaop-guestbook-demo/pull/1</w:t>
       </w:r>
@@ -3405,12 +3761,15 @@
       <w:pPr>
         <w:spacing w:after="100"/>
         <w:jc w:val="left"/>
+        <w:bidi w:val="0"/>
       </w:pPr>
       <w:r>
         <w:rPr>
           <w:rFonts w:ascii="Arial" w:hAnsi="Arial" w:cs="Arial"/>
           <w:b/>
           <w:sz w:val="21"/>
+          <w:rtl w:val="0"/>
+          <w:lang w:val="en-US"/>
         </w:rPr>
         <w:t xml:space="preserve">AgentOps comment: </w:t>
       </w:r>
@@ -3418,6 +3777,8 @@
         <w:rPr>
           <w:rFonts w:ascii="Arial" w:hAnsi="Arial" w:cs="Arial"/>
           <w:sz w:val="21"/>
+          <w:rtl w:val="0"/>
+          <w:lang w:val="en-US"/>
         </w:rPr>
         <w:t>https://github.com/nirittere/kaop-guestbook-demo/pull/1#issuecomment-6045140326</w:t>
       </w:r>
@@ -3426,12 +3787,15 @@
       <w:pPr>
         <w:spacing w:after="100"/>
         <w:jc w:val="left"/>
+        <w:bidi w:val="0"/>
       </w:pPr>
       <w:r>
         <w:rPr>
           <w:rFonts w:ascii="Arial" w:hAnsi="Arial" w:cs="Arial"/>
           <w:b/>
           <w:sz w:val="21"/>
+          <w:rtl w:val="0"/>
+          <w:lang w:val="en-US"/>
         </w:rPr>
         <w:t xml:space="preserve">KAOP run: </w:t>
       </w:r>
@@ -3439,6 +3803,8 @@
         <w:rPr>
           <w:rFonts w:ascii="Arial" w:hAnsi="Arial" w:cs="Arial"/>
           <w:sz w:val="21"/>
+          <w:rtl w:val="0"/>
+          <w:lang w:val="en-US"/>
         </w:rPr>
         <w:t>https://kaop.komodor.com/a/hire-task-9/runs/run_e15c91fc04701d47c908ec0f</w:t>
       </w:r>
@@ -3447,12 +3813,15 @@
       <w:pPr>
         <w:spacing w:after="100"/>
         <w:jc w:val="left"/>
+        <w:bidi w:val="0"/>
       </w:pPr>
       <w:r>
         <w:rPr>
           <w:rFonts w:ascii="Arial" w:hAnsi="Arial" w:cs="Arial"/>
           <w:b/>
           <w:sz w:val="21"/>
+          <w:rtl w:val="0"/>
+          <w:lang w:val="en-US"/>
         </w:rPr>
         <w:t xml:space="preserve">Grafana alert: </w:t>
       </w:r>
@@ -3460,6 +3829,8 @@
         <w:rPr>
           <w:rFonts w:ascii="Arial" w:hAnsi="Arial" w:cs="Arial"/>
           <w:sz w:val="21"/>
+          <w:rtl w:val="0"/>
+          <w:lang w:val="en-US"/>
         </w:rPr>
         <w:t>https://contentcheetah182.grafana.net/alerting/grafana/fg0jdq07jv9c0e/view</w:t>
       </w:r>
@@ -3470,6 +3841,7 @@
       <w:pgMar w:top="1191" w:right="1247" w:bottom="1020" w:left="1247" w:header="720" w:footer="720" w:gutter="0"/>
       <w:cols w:space="720"/>
       <w:docGrid w:linePitch="360"/>
+      <w:bidi w:val="1"/>
     </w:sectPr>
   </w:body>
 </w:document>
@@ -3487,6 +3859,8 @@
         <w:rFonts w:ascii="Arial" w:hAnsi="Arial" w:cs="Arial"/>
         <w:color w:val="484848"/>
         <w:sz w:val="18"/>
+        <w:rtl w:val="0"/>
+        <w:lang w:val="en-US"/>
       </w:rPr>
       <w:fldChar w:fldCharType="begin"/>
       <w:instrText xml:space="preserve"> PAGE </w:instrText>
@@ -3861,6 +4235,8 @@
     <w:rsid w:val="00FC693F"/>
     <w:pPr>
       <w:spacing w:after="140" w:line="269" w:lineRule="auto"/>
+      <w:jc w:val="right"/>
+      <w:bidi w:val="1"/>
     </w:pPr>
     <w:rPr>
       <w:rFonts w:ascii="Arial" w:hAnsi="Arial" w:cs="Arial"/>
@@ -3923,7 +4299,9 @@
       <w:keepNext/>
       <w:keepLines/>
       <w:spacing w:before="240" w:after="120"/>
+      <w:jc w:val="right"/>
       <w:outlineLvl w:val="0"/>
+      <w:bidi w:val="1"/>
     </w:pPr>
     <w:rPr>
       <w:rFonts w:asciiTheme="majorHAnsi" w:eastAsiaTheme="majorEastAsia" w:hAnsiTheme="majorHAnsi" w:cstheme="majorBidi" w:ascii="Arial" w:hAnsi="Arial" w:cs="Arial"/>
@@ -3947,7 +4325,9 @@
       <w:keepNext/>
       <w:keepLines/>
       <w:spacing w:before="240" w:after="120"/>
+      <w:jc w:val="right"/>
       <w:outlineLvl w:val="1"/>
+      <w:bidi w:val="1"/>
     </w:pPr>
     <w:rPr>
       <w:rFonts w:asciiTheme="majorHAnsi" w:eastAsiaTheme="majorEastAsia" w:hAnsiTheme="majorHAnsi" w:cstheme="majorBidi" w:ascii="Arial" w:hAnsi="Arial" w:cs="Arial"/>
@@ -3971,7 +4351,9 @@
       <w:keepNext/>
       <w:keepLines/>
       <w:spacing w:before="240" w:after="120"/>
+      <w:jc w:val="right"/>
       <w:outlineLvl w:val="2"/>
+      <w:bidi w:val="1"/>
     </w:pPr>
     <w:rPr>
       <w:rFonts w:asciiTheme="majorHAnsi" w:eastAsiaTheme="majorEastAsia" w:hAnsiTheme="majorHAnsi" w:cstheme="majorBidi" w:ascii="Arial" w:hAnsi="Arial" w:cs="Arial"/>
@@ -4211,6 +4593,8 @@
     <w:pPr>
       <w:spacing w:after="300" w:line="240" w:lineRule="auto"/>
       <w:contextualSpacing/>
+      <w:jc w:val="right"/>
+      <w:bidi w:val="1"/>
     </w:pPr>
     <w:rPr>
       <w:rFonts w:asciiTheme="majorHAnsi" w:eastAsiaTheme="majorEastAsia" w:hAnsiTheme="majorHAnsi" w:cstheme="majorBidi" w:ascii="Arial" w:hAnsi="Arial" w:cs="Arial"/>
